--- a/Exercise/he_thong_so_thi_nghiem_bao_cao_that_lab_1.docx
+++ b/Exercise/he_thong_so_thi_nghiem_bao_cao_that_lab_1.docx
@@ -824,6 +824,30 @@
     <w:p>
       <w:pPr>
         <w:pStyle w:val="ListParagraph"/>
+        <w:spacing w:line="360" w:lineRule="auto"/>
+        <w:jc w:val="center"/>
+        <w:rPr>
+          <w:rFonts w:ascii="Times New Roman" w:hAnsi="Times New Roman" w:cs="Times New Roman"/>
+          <w:i/>
+          <w:iCs/>
+          <w:sz w:val="30"/>
+          <w:szCs w:val="30"/>
+        </w:rPr>
+      </w:pPr>
+      <w:r>
+        <w:rPr>
+          <w:rFonts w:ascii="Times New Roman" w:hAnsi="Times New Roman" w:cs="Times New Roman"/>
+          <w:i/>
+          <w:iCs/>
+          <w:sz w:val="30"/>
+          <w:szCs w:val="30"/>
+        </w:rPr>
+        <w:t>Hình 1. IC 7400 và IC 7402</w:t>
+      </w:r>
+    </w:p>
+    <w:p>
+      <w:pPr>
+        <w:pStyle w:val="ListParagraph"/>
         <w:numPr>
           <w:ilvl w:val="0"/>
           <w:numId w:val="32"/>
@@ -846,7 +870,7 @@
           <w:sz w:val="34"/>
           <w:szCs w:val="34"/>
         </w:rPr>
-        <w:t>Bảng chân trị của 2 cổng</w:t>
+        <w:t>Bảng chân trị</w:t>
       </w:r>
     </w:p>
     <w:tbl>
@@ -1801,7 +1825,17 @@
           <w:sz w:val="30"/>
           <w:szCs w:val="30"/>
         </w:rPr>
-        <w:t>Hình 1</w:t>
+        <w:t xml:space="preserve">Hình </w:t>
+      </w:r>
+      <w:r>
+        <w:rPr>
+          <w:rFonts w:ascii="Times New Roman" w:hAnsi="Times New Roman" w:cs="Times New Roman"/>
+          <w:i/>
+          <w:iCs/>
+          <w:sz w:val="30"/>
+          <w:szCs w:val="30"/>
+        </w:rPr>
+        <w:t>2</w:t>
       </w:r>
       <w:r>
         <w:rPr>
@@ -1910,7 +1944,7 @@
           <w:sz w:val="30"/>
           <w:szCs w:val="30"/>
         </w:rPr>
-        <w:t>2</w:t>
+        <w:t>3</w:t>
       </w:r>
       <w:r>
         <w:rPr>
@@ -1982,17 +2016,7 @@
           <w:sz w:val="30"/>
           <w:szCs w:val="30"/>
         </w:rPr>
-        <w:t>Bảng</w:t>
-      </w:r>
-      <w:r>
-        <w:rPr>
-          <w:rFonts w:ascii="Times New Roman" w:hAnsi="Times New Roman" w:cs="Times New Roman"/>
-          <w:i/>
-          <w:iCs/>
-          <w:sz w:val="30"/>
-          <w:szCs w:val="30"/>
-        </w:rPr>
-        <w:t xml:space="preserve"> 1. Netlist cho sơ đồ nối dây IC 7400</w:t>
+        <w:t>Netlist cho sơ đồ nối dây IC 7400</w:t>
       </w:r>
     </w:p>
     <w:tbl>
@@ -2403,6 +2427,14 @@
               </w:rPr>
               <w:t>SW0</w:t>
             </w:r>
+            <w:r>
+              <w:rPr>
+                <w:rFonts w:ascii="Times New Roman" w:hAnsi="Times New Roman" w:cs="Times New Roman"/>
+                <w:sz w:val="30"/>
+                <w:szCs w:val="30"/>
+              </w:rPr>
+              <w:t xml:space="preserve"> (Input 1)</w:t>
+            </w:r>
           </w:p>
         </w:tc>
         <w:tc>
@@ -2516,6 +2548,14 @@
               </w:rPr>
               <w:t>SW1</w:t>
             </w:r>
+            <w:r>
+              <w:rPr>
+                <w:rFonts w:ascii="Times New Roman" w:hAnsi="Times New Roman" w:cs="Times New Roman"/>
+                <w:sz w:val="30"/>
+                <w:szCs w:val="30"/>
+              </w:rPr>
+              <w:t xml:space="preserve"> (Input 2)</w:t>
+            </w:r>
           </w:p>
         </w:tc>
         <w:tc>
@@ -2660,6 +2700,14 @@
               </w:rPr>
               <w:t>LED0</w:t>
             </w:r>
+            <w:r>
+              <w:rPr>
+                <w:rFonts w:ascii="Times New Roman" w:hAnsi="Times New Roman" w:cs="Times New Roman"/>
+                <w:sz w:val="30"/>
+                <w:szCs w:val="30"/>
+              </w:rPr>
+              <w:t xml:space="preserve"> (Output)</w:t>
+            </w:r>
           </w:p>
         </w:tc>
         <w:tc>
@@ -2721,27 +2769,7 @@
           <w:sz w:val="30"/>
           <w:szCs w:val="30"/>
         </w:rPr>
-        <w:t xml:space="preserve">Bảng </w:t>
-      </w:r>
-      <w:r>
-        <w:rPr>
-          <w:rFonts w:ascii="Times New Roman" w:hAnsi="Times New Roman" w:cs="Times New Roman"/>
-          <w:i/>
-          <w:iCs/>
-          <w:sz w:val="30"/>
-          <w:szCs w:val="30"/>
-        </w:rPr>
-        <w:t>2</w:t>
-      </w:r>
-      <w:r>
-        <w:rPr>
-          <w:rFonts w:ascii="Times New Roman" w:hAnsi="Times New Roman" w:cs="Times New Roman"/>
-          <w:i/>
-          <w:iCs/>
-          <w:sz w:val="30"/>
-          <w:szCs w:val="30"/>
-        </w:rPr>
-        <w:t>. Netlist cho sơ đồ nối dây IC 740</w:t>
+        <w:t>Netlist cho sơ đồ nối dây IC 740</w:t>
       </w:r>
       <w:r>
         <w:rPr>
@@ -3186,6 +3214,14 @@
               </w:rPr>
               <w:t>2</w:t>
             </w:r>
+            <w:r>
+              <w:rPr>
+                <w:rFonts w:ascii="Times New Roman" w:hAnsi="Times New Roman" w:cs="Times New Roman"/>
+                <w:sz w:val="30"/>
+                <w:szCs w:val="30"/>
+              </w:rPr>
+              <w:t xml:space="preserve"> (Input 1)</w:t>
+            </w:r>
           </w:p>
         </w:tc>
         <w:tc>
@@ -3331,6 +3367,14 @@
               </w:rPr>
               <w:t>3</w:t>
             </w:r>
+            <w:r>
+              <w:rPr>
+                <w:rFonts w:ascii="Times New Roman" w:hAnsi="Times New Roman" w:cs="Times New Roman"/>
+                <w:sz w:val="30"/>
+                <w:szCs w:val="30"/>
+              </w:rPr>
+              <w:t xml:space="preserve"> (Input 2)</w:t>
+            </w:r>
           </w:p>
         </w:tc>
         <w:tc>
@@ -3521,6 +3565,14 @@
                 <w:szCs w:val="30"/>
               </w:rPr>
               <w:t>1</w:t>
+            </w:r>
+            <w:r>
+              <w:rPr>
+                <w:rFonts w:ascii="Times New Roman" w:hAnsi="Times New Roman" w:cs="Times New Roman"/>
+                <w:sz w:val="30"/>
+                <w:szCs w:val="30"/>
+              </w:rPr>
+              <w:t xml:space="preserve"> (Output)</w:t>
             </w:r>
           </w:p>
         </w:tc>
@@ -4136,6 +4188,60 @@
     <w:p>
       <w:pPr>
         <w:pStyle w:val="ListParagraph"/>
+        <w:spacing w:before="0" w:after="0" w:line="480" w:lineRule="auto"/>
+        <w:jc w:val="center"/>
+        <w:rPr>
+          <w:rFonts w:ascii="Times New Roman" w:hAnsi="Times New Roman" w:cs="Times New Roman"/>
+          <w:i/>
+          <w:iCs/>
+          <w:sz w:val="30"/>
+          <w:szCs w:val="30"/>
+        </w:rPr>
+      </w:pPr>
+      <w:r>
+        <w:rPr>
+          <w:rFonts w:ascii="Times New Roman" w:hAnsi="Times New Roman" w:cs="Times New Roman"/>
+          <w:i/>
+          <w:iCs/>
+          <w:sz w:val="30"/>
+          <w:szCs w:val="30"/>
+        </w:rPr>
+        <w:t xml:space="preserve">Hình </w:t>
+      </w:r>
+      <w:r>
+        <w:rPr>
+          <w:rFonts w:ascii="Times New Roman" w:hAnsi="Times New Roman" w:cs="Times New Roman"/>
+          <w:i/>
+          <w:iCs/>
+          <w:sz w:val="30"/>
+          <w:szCs w:val="30"/>
+        </w:rPr>
+        <w:t>4</w:t>
+      </w:r>
+      <w:r>
+        <w:rPr>
+          <w:rFonts w:ascii="Times New Roman" w:hAnsi="Times New Roman" w:cs="Times New Roman"/>
+          <w:i/>
+          <w:iCs/>
+          <w:sz w:val="30"/>
+          <w:szCs w:val="30"/>
+        </w:rPr>
+        <w:t>. IC 7404, 7408, 7432</w:t>
+      </w:r>
+      <w:r>
+        <w:rPr>
+          <w:rFonts w:ascii="Times New Roman" w:hAnsi="Times New Roman" w:cs="Times New Roman"/>
+          <w:i/>
+          <w:iCs/>
+          <w:sz w:val="30"/>
+          <w:szCs w:val="30"/>
+        </w:rPr>
+        <w:tab/>
+      </w:r>
+    </w:p>
+    <w:p>
+      <w:pPr>
+        <w:pStyle w:val="ListParagraph"/>
         <w:pBdr>
           <w:top w:val="single" w:sz="4" w:space="1" w:color="auto"/>
           <w:left w:val="single" w:sz="4" w:space="4" w:color="auto"/>
@@ -6217,7 +6323,7 @@
           <w:sz w:val="30"/>
           <w:szCs w:val="30"/>
         </w:rPr>
-        <w:t>3</w:t>
+        <w:t>5</w:t>
       </w:r>
       <w:r>
         <w:rPr>
@@ -6336,7 +6442,7 @@
           <w:sz w:val="30"/>
           <w:szCs w:val="30"/>
         </w:rPr>
-        <w:t>4</w:t>
+        <w:t>6</w:t>
       </w:r>
       <w:r>
         <w:rPr>
@@ -6497,7 +6603,7 @@
           <w:sz w:val="30"/>
           <w:szCs w:val="30"/>
         </w:rPr>
-        <w:t>5</w:t>
+        <w:t>7</w:t>
       </w:r>
       <w:r>
         <w:rPr>
@@ -6517,7 +6623,7 @@
           <w:sz w:val="30"/>
           <w:szCs w:val="30"/>
         </w:rPr>
-        <w:t>câu a trên Logisim</w:t>
+        <w:t>câu a</w:t>
       </w:r>
     </w:p>
     <w:p>
@@ -6623,7 +6729,7 @@
           <w:sz w:val="30"/>
           <w:szCs w:val="30"/>
         </w:rPr>
-        <w:t>6</w:t>
+        <w:t>8</w:t>
       </w:r>
       <w:r>
         <w:rPr>
@@ -6644,16 +6750,6 @@
           <w:szCs w:val="30"/>
         </w:rPr>
         <w:t>câu b</w:t>
-      </w:r>
-      <w:r>
-        <w:rPr>
-          <w:rFonts w:ascii="Times New Roman" w:hAnsi="Times New Roman" w:cs="Times New Roman"/>
-          <w:i/>
-          <w:iCs/>
-          <w:sz w:val="30"/>
-          <w:szCs w:val="30"/>
-        </w:rPr>
-        <w:t xml:space="preserve"> trên Logisim</w:t>
       </w:r>
     </w:p>
     <w:p>
@@ -6705,27 +6801,7 @@
           <w:sz w:val="30"/>
           <w:szCs w:val="30"/>
         </w:rPr>
-        <w:t xml:space="preserve">Bảng </w:t>
-      </w:r>
-      <w:r>
-        <w:rPr>
-          <w:rFonts w:ascii="Times New Roman" w:hAnsi="Times New Roman" w:cs="Times New Roman"/>
-          <w:i/>
-          <w:iCs/>
-          <w:sz w:val="30"/>
-          <w:szCs w:val="30"/>
-        </w:rPr>
-        <w:t>3</w:t>
-      </w:r>
-      <w:r>
-        <w:rPr>
-          <w:rFonts w:ascii="Times New Roman" w:hAnsi="Times New Roman" w:cs="Times New Roman"/>
-          <w:i/>
-          <w:iCs/>
-          <w:sz w:val="30"/>
-          <w:szCs w:val="30"/>
-        </w:rPr>
-        <w:t>. Netlist cho sơ đồ nố</w:t>
+        <w:t>Netlist cho sơ đồ nố</w:t>
       </w:r>
       <w:r>
         <w:rPr>
@@ -7679,6 +7755,14 @@
               </w:rPr>
               <w:t>SW0</w:t>
             </w:r>
+            <w:r>
+              <w:rPr>
+                <w:rFonts w:ascii="Times New Roman" w:hAnsi="Times New Roman" w:cs="Times New Roman"/>
+                <w:sz w:val="30"/>
+                <w:szCs w:val="30"/>
+              </w:rPr>
+              <w:t xml:space="preserve"> (A)</w:t>
+            </w:r>
           </w:p>
         </w:tc>
         <w:tc>
@@ -7800,6 +7884,14 @@
               </w:rPr>
               <w:t>SW1</w:t>
             </w:r>
+            <w:r>
+              <w:rPr>
+                <w:rFonts w:ascii="Times New Roman" w:hAnsi="Times New Roman" w:cs="Times New Roman"/>
+                <w:sz w:val="30"/>
+                <w:szCs w:val="30"/>
+              </w:rPr>
+              <w:t xml:space="preserve"> (B)</w:t>
+            </w:r>
           </w:p>
         </w:tc>
         <w:tc>
@@ -7921,6 +8013,14 @@
               </w:rPr>
               <w:t>SW2</w:t>
             </w:r>
+            <w:r>
+              <w:rPr>
+                <w:rFonts w:ascii="Times New Roman" w:hAnsi="Times New Roman" w:cs="Times New Roman"/>
+                <w:sz w:val="30"/>
+                <w:szCs w:val="30"/>
+              </w:rPr>
+              <w:t xml:space="preserve"> (C)</w:t>
+            </w:r>
           </w:p>
         </w:tc>
         <w:tc>
@@ -8322,6 +8422,14 @@
               </w:rPr>
               <w:t>LED0</w:t>
             </w:r>
+            <w:r>
+              <w:rPr>
+                <w:rFonts w:ascii="Times New Roman" w:hAnsi="Times New Roman" w:cs="Times New Roman"/>
+                <w:sz w:val="30"/>
+                <w:szCs w:val="30"/>
+              </w:rPr>
+              <w:t xml:space="preserve"> (X)</w:t>
+            </w:r>
           </w:p>
         </w:tc>
         <w:tc>
@@ -8383,27 +8491,7 @@
           <w:sz w:val="30"/>
           <w:szCs w:val="30"/>
         </w:rPr>
-        <w:t xml:space="preserve">Bảng </w:t>
-      </w:r>
-      <w:r>
-        <w:rPr>
-          <w:rFonts w:ascii="Times New Roman" w:hAnsi="Times New Roman" w:cs="Times New Roman"/>
-          <w:i/>
-          <w:iCs/>
-          <w:sz w:val="30"/>
-          <w:szCs w:val="30"/>
-        </w:rPr>
-        <w:t>2</w:t>
-      </w:r>
-      <w:r>
-        <w:rPr>
-          <w:rFonts w:ascii="Times New Roman" w:hAnsi="Times New Roman" w:cs="Times New Roman"/>
-          <w:i/>
-          <w:iCs/>
-          <w:sz w:val="30"/>
-          <w:szCs w:val="30"/>
-        </w:rPr>
-        <w:t>. Netlist cho sơ đồ nối dây</w:t>
+        <w:t>Netlist cho sơ đồ nối dây</w:t>
       </w:r>
       <w:r>
         <w:rPr>
@@ -9163,6 +9251,14 @@
               </w:rPr>
               <w:t>SW0</w:t>
             </w:r>
+            <w:r>
+              <w:rPr>
+                <w:rFonts w:ascii="Times New Roman" w:hAnsi="Times New Roman" w:cs="Times New Roman"/>
+                <w:sz w:val="30"/>
+                <w:szCs w:val="30"/>
+              </w:rPr>
+              <w:t xml:space="preserve"> (A)</w:t>
+            </w:r>
           </w:p>
         </w:tc>
         <w:tc>
@@ -9276,6 +9372,14 @@
               </w:rPr>
               <w:t>SW1</w:t>
             </w:r>
+            <w:r>
+              <w:rPr>
+                <w:rFonts w:ascii="Times New Roman" w:hAnsi="Times New Roman" w:cs="Times New Roman"/>
+                <w:sz w:val="30"/>
+                <w:szCs w:val="30"/>
+              </w:rPr>
+              <w:t xml:space="preserve"> (B)</w:t>
+            </w:r>
           </w:p>
         </w:tc>
         <w:tc>
@@ -9389,6 +9493,14 @@
               </w:rPr>
               <w:t>SW2</w:t>
             </w:r>
+            <w:r>
+              <w:rPr>
+                <w:rFonts w:ascii="Times New Roman" w:hAnsi="Times New Roman" w:cs="Times New Roman"/>
+                <w:sz w:val="30"/>
+                <w:szCs w:val="30"/>
+              </w:rPr>
+              <w:t xml:space="preserve"> (C)</w:t>
+            </w:r>
           </w:p>
         </w:tc>
         <w:tc>
@@ -9758,6 +9870,14 @@
                 <w:szCs w:val="30"/>
               </w:rPr>
               <w:t>LED0</w:t>
+            </w:r>
+            <w:r>
+              <w:rPr>
+                <w:rFonts w:ascii="Times New Roman" w:hAnsi="Times New Roman" w:cs="Times New Roman"/>
+                <w:sz w:val="30"/>
+                <w:szCs w:val="30"/>
+              </w:rPr>
+              <w:t xml:space="preserve"> (Y)</w:t>
             </w:r>
           </w:p>
         </w:tc>
@@ -9870,7 +9990,7 @@
     <w:p>
       <w:pPr>
         <w:pStyle w:val="ListParagraph"/>
-        <w:spacing w:before="0" w:after="0" w:line="276" w:lineRule="auto"/>
+        <w:spacing w:before="0" w:after="0" w:line="360" w:lineRule="auto"/>
         <w:jc w:val="left"/>
         <w:rPr>
           <w:rFonts w:ascii="Times New Roman" w:hAnsi="Times New Roman" w:cs="Times New Roman"/>
@@ -9886,142 +10006,6 @@
         </w:rPr>
         <w:t>Tối giản hóa các biểu thức Boolean sau, sau đó thiết kế, mô phỏng và thực nghiệm các mạch tối giản sử dụng IC 7404 (6 cổng NOT), 7408 (4 cổng AND), 7432 (4 cổng OR).</w:t>
       </w:r>
-    </w:p>
-    <w:p>
-      <w:pPr>
-        <w:pStyle w:val="ListParagraph"/>
-        <w:spacing w:before="0" w:after="0" w:line="276" w:lineRule="auto"/>
-        <w:jc w:val="left"/>
-        <w:rPr>
-          <w:rFonts w:ascii="Times New Roman" w:hAnsi="Times New Roman" w:cs="Times New Roman"/>
-          <w:sz w:val="30"/>
-          <w:szCs w:val="30"/>
-        </w:rPr>
-      </w:pPr>
-    </w:p>
-    <w:p>
-      <w:pPr>
-        <w:pStyle w:val="ListParagraph"/>
-        <w:spacing w:before="0" w:after="0" w:line="276" w:lineRule="auto"/>
-        <w:jc w:val="left"/>
-        <w:rPr>
-          <w:rFonts w:ascii="Times New Roman" w:hAnsi="Times New Roman" w:cs="Times New Roman"/>
-          <w:sz w:val="30"/>
-          <w:szCs w:val="30"/>
-        </w:rPr>
-      </w:pPr>
-      <w:r>
-        <w:drawing>
-          <wp:inline distT="0" distB="0" distL="0" distR="0" wp14:anchorId="18AE72F7" wp14:editId="777D3CB4">
-            <wp:extent cx="5334000" cy="1881008"/>
-            <wp:effectExtent l="0" t="0" r="0" b="5080"/>
-            <wp:docPr id="1448615538" name="Picture 1448615538"/>
-            <wp:cNvGraphicFramePr>
-              <a:graphicFrameLocks xmlns:a="http://schemas.openxmlformats.org/drawingml/2006/main" noChangeAspect="1"/>
-            </wp:cNvGraphicFramePr>
-            <a:graphic xmlns:a="http://schemas.openxmlformats.org/drawingml/2006/main">
-              <a:graphicData uri="http://schemas.openxmlformats.org/drawingml/2006/picture">
-                <pic:pic xmlns:pic="http://schemas.openxmlformats.org/drawingml/2006/picture">
-                  <pic:nvPicPr>
-                    <pic:cNvPr id="1238611423" name=""/>
-                    <pic:cNvPicPr/>
-                  </pic:nvPicPr>
-                  <pic:blipFill rotWithShape="1">
-                    <a:blip r:embed="rId11"/>
-                    <a:srcRect l="25140" t="28149" r="26866" b="41762"/>
-                    <a:stretch/>
-                  </pic:blipFill>
-                  <pic:spPr bwMode="auto">
-                    <a:xfrm>
-                      <a:off x="0" y="0"/>
-                      <a:ext cx="5379463" cy="1897040"/>
-                    </a:xfrm>
-                    <a:prstGeom prst="rect">
-                      <a:avLst/>
-                    </a:prstGeom>
-                    <a:ln>
-                      <a:noFill/>
-                    </a:ln>
-                    <a:extLst>
-                      <a:ext uri="{53640926-AAD7-44D8-BBD7-CCE9431645EC}">
-                        <a14:shadowObscured xmlns:a14="http://schemas.microsoft.com/office/drawing/2010/main"/>
-                      </a:ext>
-                    </a:extLst>
-                  </pic:spPr>
-                </pic:pic>
-              </a:graphicData>
-            </a:graphic>
-          </wp:inline>
-        </w:drawing>
-      </w:r>
-    </w:p>
-    <w:p>
-      <w:pPr>
-        <w:pStyle w:val="ListParagraph"/>
-        <w:spacing w:before="0" w:after="0" w:line="276" w:lineRule="auto"/>
-        <w:jc w:val="center"/>
-        <w:rPr>
-          <w:rFonts w:ascii="Times New Roman" w:hAnsi="Times New Roman" w:cs="Times New Roman"/>
-          <w:sz w:val="30"/>
-          <w:szCs w:val="30"/>
-        </w:rPr>
-      </w:pPr>
-      <w:r>
-        <w:drawing>
-          <wp:inline distT="0" distB="0" distL="0" distR="0" wp14:anchorId="1A8EB077" wp14:editId="6F148E6F">
-            <wp:extent cx="2458384" cy="1710747"/>
-            <wp:effectExtent l="0" t="0" r="0" b="3810"/>
-            <wp:docPr id="972130869" name="Picture 972130869"/>
-            <wp:cNvGraphicFramePr>
-              <a:graphicFrameLocks xmlns:a="http://schemas.openxmlformats.org/drawingml/2006/main" noChangeAspect="1"/>
-            </wp:cNvGraphicFramePr>
-            <a:graphic xmlns:a="http://schemas.openxmlformats.org/drawingml/2006/main">
-              <a:graphicData uri="http://schemas.openxmlformats.org/drawingml/2006/picture">
-                <pic:pic xmlns:pic="http://schemas.openxmlformats.org/drawingml/2006/picture">
-                  <pic:nvPicPr>
-                    <pic:cNvPr id="1238611423" name=""/>
-                    <pic:cNvPicPr/>
-                  </pic:nvPicPr>
-                  <pic:blipFill rotWithShape="1">
-                    <a:blip r:embed="rId11"/>
-                    <a:srcRect l="51011" t="61175" r="26866" b="11455"/>
-                    <a:stretch/>
-                  </pic:blipFill>
-                  <pic:spPr bwMode="auto">
-                    <a:xfrm>
-                      <a:off x="0" y="0"/>
-                      <a:ext cx="2479709" cy="1725586"/>
-                    </a:xfrm>
-                    <a:prstGeom prst="rect">
-                      <a:avLst/>
-                    </a:prstGeom>
-                    <a:ln>
-                      <a:noFill/>
-                    </a:ln>
-                    <a:extLst>
-                      <a:ext uri="{53640926-AAD7-44D8-BBD7-CCE9431645EC}">
-                        <a14:shadowObscured xmlns:a14="http://schemas.microsoft.com/office/drawing/2010/main"/>
-                      </a:ext>
-                    </a:extLst>
-                  </pic:spPr>
-                </pic:pic>
-              </a:graphicData>
-            </a:graphic>
-          </wp:inline>
-        </w:drawing>
-      </w:r>
-    </w:p>
-    <w:p>
-      <w:pPr>
-        <w:pStyle w:val="ListParagraph"/>
-        <w:spacing w:before="0" w:after="0" w:line="276" w:lineRule="auto"/>
-        <w:jc w:val="center"/>
-        <w:rPr>
-          <w:rFonts w:ascii="Times New Roman" w:hAnsi="Times New Roman" w:cs="Times New Roman"/>
-          <w:sz w:val="30"/>
-          <w:szCs w:val="30"/>
-        </w:rPr>
-      </w:pPr>
     </w:p>
     <w:p>
       <w:pPr>
@@ -10375,7 +10359,7 @@
           <w:sz w:val="34"/>
           <w:szCs w:val="34"/>
         </w:rPr>
-        <w:t>K – Map</w:t>
+        <w:t>Tối giản hóa biểu thức Boolean</w:t>
       </w:r>
     </w:p>
     <w:p>
@@ -10395,7 +10379,23 @@
           <w:sz w:val="30"/>
           <w:szCs w:val="30"/>
         </w:rPr>
-        <w:t xml:space="preserve">Sư dụng Logisim </w:t>
+        <w:t>S</w:t>
+      </w:r>
+      <w:r>
+        <w:rPr>
+          <w:rFonts w:ascii="Times New Roman" w:hAnsi="Times New Roman" w:cs="Times New Roman"/>
+          <w:sz w:val="30"/>
+          <w:szCs w:val="30"/>
+        </w:rPr>
+        <w:t>ử</w:t>
+      </w:r>
+      <w:r>
+        <w:rPr>
+          <w:rFonts w:ascii="Times New Roman" w:hAnsi="Times New Roman" w:cs="Times New Roman"/>
+          <w:sz w:val="30"/>
+          <w:szCs w:val="30"/>
+        </w:rPr>
+        <w:t xml:space="preserve"> dụng Logisim </w:t>
       </w:r>
       <w:r>
         <w:rPr>
@@ -10443,20 +10443,11 @@
         <w:pStyle w:val="ListParagraph"/>
         <w:spacing w:line="360" w:lineRule="auto"/>
         <w:jc w:val="left"/>
-      </w:pPr>
-    </w:p>
-    <w:p>
-      <w:pPr>
-        <w:pStyle w:val="ListParagraph"/>
-        <w:spacing w:line="360" w:lineRule="auto"/>
-        <w:jc w:val="center"/>
-      </w:pPr>
-    </w:p>
-    <w:p>
-      <w:pPr>
-        <w:pStyle w:val="ListParagraph"/>
-        <w:spacing w:line="360" w:lineRule="auto"/>
-        <w:jc w:val="center"/>
+        <w:rPr>
+          <w:rFonts w:ascii="Times New Roman" w:hAnsi="Times New Roman" w:cs="Times New Roman"/>
+          <w:sz w:val="30"/>
+          <w:szCs w:val="30"/>
+        </w:rPr>
       </w:pPr>
     </w:p>
     <w:p>
@@ -10546,7 +10537,7 @@
           <w:sz w:val="30"/>
           <w:szCs w:val="30"/>
         </w:rPr>
-        <w:t>6</w:t>
+        <w:t>9</w:t>
       </w:r>
       <w:r>
         <w:rPr>
@@ -10636,7 +10627,17 @@
           <w:sz w:val="30"/>
           <w:szCs w:val="30"/>
         </w:rPr>
-        <w:t xml:space="preserve"> cho câu a</w:t>
+        <w:t xml:space="preserve"> cho </w:t>
+      </w:r>
+      <w:r>
+        <w:rPr>
+          <w:rFonts w:ascii="Times New Roman" w:hAnsi="Times New Roman" w:cs="Times New Roman"/>
+          <w:i/>
+          <w:iCs/>
+          <w:sz w:val="30"/>
+          <w:szCs w:val="30"/>
+        </w:rPr>
+        <w:t>câu a</w:t>
       </w:r>
     </w:p>
     <w:p>
@@ -10699,6 +10700,7 @@
         </w:rPr>
       </w:pPr>
       <w:r>
+        <w:lastRenderedPageBreak/>
         <w:drawing>
           <wp:inline distT="0" distB="0" distL="0" distR="0" wp14:anchorId="49B8E156" wp14:editId="404C3F4E">
             <wp:extent cx="2011668" cy="2118995"/>
@@ -10764,7 +10766,7 @@
           <w:sz w:val="30"/>
           <w:szCs w:val="30"/>
         </w:rPr>
-        <w:t xml:space="preserve">Hình </w:t>
+        <w:t>Hình</w:t>
       </w:r>
       <w:r>
         <w:rPr>
@@ -10774,7 +10776,7 @@
           <w:sz w:val="30"/>
           <w:szCs w:val="30"/>
         </w:rPr>
-        <w:t>7</w:t>
+        <w:t xml:space="preserve"> 10</w:t>
       </w:r>
       <w:r>
         <w:rPr>
@@ -10794,37 +10796,7 @@
           <w:sz w:val="30"/>
           <w:szCs w:val="30"/>
         </w:rPr>
-        <w:t xml:space="preserve"> K – Map và biểu thức tối giản</w:t>
-      </w:r>
-      <w:r>
-        <w:rPr>
-          <w:rFonts w:ascii="Times New Roman" w:hAnsi="Times New Roman" w:cs="Times New Roman"/>
-          <w:i/>
-          <w:iCs/>
-          <w:sz w:val="30"/>
-          <w:szCs w:val="30"/>
-        </w:rPr>
-        <w:t xml:space="preserve"> nhất</w:t>
-      </w:r>
-      <w:r>
-        <w:rPr>
-          <w:rFonts w:ascii="Times New Roman" w:hAnsi="Times New Roman" w:cs="Times New Roman"/>
-          <w:i/>
-          <w:iCs/>
-          <w:sz w:val="30"/>
-          <w:szCs w:val="30"/>
-        </w:rPr>
-        <w:t xml:space="preserve"> dạng SOP cho</w:t>
-      </w:r>
-      <w:r>
-        <w:rPr>
-          <w:rFonts w:ascii="Times New Roman" w:hAnsi="Times New Roman" w:cs="Times New Roman"/>
-          <w:i/>
-          <w:iCs/>
-          <w:sz w:val="30"/>
-          <w:szCs w:val="30"/>
-        </w:rPr>
-        <w:t xml:space="preserve"> câu b</w:t>
+        <w:t xml:space="preserve"> K – Map và biểu thức tối giản nhất dạng SOP cho câu b</w:t>
       </w:r>
     </w:p>
     <w:p>
@@ -11050,15 +11022,7 @@
             <w:sz w:val="30"/>
             <w:szCs w:val="30"/>
           </w:rPr>
-          <m:t>b.  W=</m:t>
-        </m:r>
-        <m:r>
-          <w:rPr>
-            <w:rFonts w:ascii="Cambria Math" w:hAnsi="Cambria Math" w:cs="Times New Roman"/>
-            <w:sz w:val="30"/>
-            <w:szCs w:val="30"/>
-          </w:rPr>
-          <m:t>A+B</m:t>
+          <m:t>b.  W=A+B</m:t>
         </m:r>
       </m:oMath>
       <w:r>
@@ -11118,7 +11082,6 @@
         </w:rPr>
       </w:pPr>
       <w:r>
-        <w:lastRenderedPageBreak/>
         <w:drawing>
           <wp:inline distT="0" distB="0" distL="0" distR="0" wp14:anchorId="4F1EF2C7" wp14:editId="6A41FEEF">
             <wp:extent cx="3963649" cy="2545080"/>
@@ -11194,7 +11157,7 @@
           <w:sz w:val="30"/>
           <w:szCs w:val="30"/>
         </w:rPr>
-        <w:t>3</w:t>
+        <w:t>11</w:t>
       </w:r>
       <w:r>
         <w:rPr>
@@ -11245,6 +11208,7 @@
         </w:rPr>
       </w:pPr>
       <w:r>
+        <w:lastRenderedPageBreak/>
         <w:drawing>
           <wp:inline distT="0" distB="0" distL="0" distR="0" wp14:anchorId="5319C080" wp14:editId="380CC107">
             <wp:extent cx="2983230" cy="1577340"/>
@@ -11320,7 +11284,7 @@
           <w:sz w:val="30"/>
           <w:szCs w:val="30"/>
         </w:rPr>
-        <w:t>4</w:t>
+        <w:t>12</w:t>
       </w:r>
       <w:r>
         <w:rPr>
@@ -11399,7 +11363,6 @@
         </w:rPr>
       </w:pPr>
       <w:r>
-        <w:lastRenderedPageBreak/>
         <w:drawing>
           <wp:inline distT="0" distB="0" distL="0" distR="0" wp14:anchorId="6FD10E65" wp14:editId="79F3A74E">
             <wp:extent cx="3887189" cy="3726180"/>
@@ -11478,7 +11441,7 @@
           <w:sz w:val="30"/>
           <w:szCs w:val="30"/>
         </w:rPr>
-        <w:t>5</w:t>
+        <w:t>13</w:t>
       </w:r>
       <w:r>
         <w:rPr>
@@ -11521,6 +11484,7 @@
         </w:rPr>
       </w:pPr>
       <w:r>
+        <w:lastRenderedPageBreak/>
         <w:drawing>
           <wp:inline distT="0" distB="0" distL="0" distR="0" wp14:anchorId="4F2FD699" wp14:editId="26F7521F">
             <wp:extent cx="2887980" cy="2829042"/>
@@ -11596,7 +11560,7 @@
           <w:sz w:val="30"/>
           <w:szCs w:val="30"/>
         </w:rPr>
-        <w:t>6</w:t>
+        <w:t>14</w:t>
       </w:r>
       <w:r>
         <w:rPr>
@@ -11678,27 +11642,7 @@
           <w:sz w:val="30"/>
           <w:szCs w:val="30"/>
         </w:rPr>
-        <w:t xml:space="preserve">Bảng </w:t>
-      </w:r>
-      <w:r>
-        <w:rPr>
-          <w:rFonts w:ascii="Times New Roman" w:hAnsi="Times New Roman" w:cs="Times New Roman"/>
-          <w:i/>
-          <w:iCs/>
-          <w:sz w:val="30"/>
-          <w:szCs w:val="30"/>
-        </w:rPr>
-        <w:t>3</w:t>
-      </w:r>
-      <w:r>
-        <w:rPr>
-          <w:rFonts w:ascii="Times New Roman" w:hAnsi="Times New Roman" w:cs="Times New Roman"/>
-          <w:i/>
-          <w:iCs/>
-          <w:sz w:val="30"/>
-          <w:szCs w:val="30"/>
-        </w:rPr>
-        <w:t>. Netlist cho sơ đồ nố</w:t>
+        <w:t>Netlist cho sơ đồ nố</w:t>
       </w:r>
       <w:r>
         <w:rPr>
@@ -11751,7 +11695,6 @@
                 <w:sz w:val="30"/>
                 <w:szCs w:val="30"/>
               </w:rPr>
-              <w:lastRenderedPageBreak/>
               <w:t>STT</w:t>
             </w:r>
           </w:p>
@@ -12572,6 +12515,14 @@
               </w:rPr>
               <w:t>SW0</w:t>
             </w:r>
+            <w:r>
+              <w:rPr>
+                <w:rFonts w:ascii="Times New Roman" w:hAnsi="Times New Roman" w:cs="Times New Roman"/>
+                <w:sz w:val="30"/>
+                <w:szCs w:val="30"/>
+              </w:rPr>
+              <w:t xml:space="preserve"> (M)</w:t>
+            </w:r>
           </w:p>
         </w:tc>
         <w:tc>
@@ -12693,6 +12644,14 @@
               </w:rPr>
               <w:t>SW0</w:t>
             </w:r>
+            <w:r>
+              <w:rPr>
+                <w:rFonts w:ascii="Times New Roman" w:hAnsi="Times New Roman" w:cs="Times New Roman"/>
+                <w:sz w:val="30"/>
+                <w:szCs w:val="30"/>
+              </w:rPr>
+              <w:t xml:space="preserve"> (M)</w:t>
+            </w:r>
           </w:p>
         </w:tc>
         <w:tc>
@@ -12721,15 +12680,7 @@
                 <w:sz w:val="30"/>
                 <w:szCs w:val="30"/>
               </w:rPr>
-              <w:t>Chân 1 của IC 74</w:t>
-            </w:r>
-            <w:r>
-              <w:rPr>
-                <w:rFonts w:ascii="Times New Roman" w:hAnsi="Times New Roman" w:cs="Times New Roman"/>
-                <w:sz w:val="30"/>
-                <w:szCs w:val="30"/>
-              </w:rPr>
-              <w:t>32</w:t>
+              <w:t>Chân 1 của IC 7432</w:t>
             </w:r>
           </w:p>
         </w:tc>
@@ -12814,6 +12765,14 @@
               </w:rPr>
               <w:t>SW1</w:t>
             </w:r>
+            <w:r>
+              <w:rPr>
+                <w:rFonts w:ascii="Times New Roman" w:hAnsi="Times New Roman" w:cs="Times New Roman"/>
+                <w:sz w:val="30"/>
+                <w:szCs w:val="30"/>
+              </w:rPr>
+              <w:t xml:space="preserve"> (N)</w:t>
+            </w:r>
           </w:p>
         </w:tc>
         <w:tc>
@@ -12951,6 +12910,14 @@
               </w:rPr>
               <w:t>SW1</w:t>
             </w:r>
+            <w:r>
+              <w:rPr>
+                <w:rFonts w:ascii="Times New Roman" w:hAnsi="Times New Roman" w:cs="Times New Roman"/>
+                <w:sz w:val="30"/>
+                <w:szCs w:val="30"/>
+              </w:rPr>
+              <w:t xml:space="preserve"> (N)</w:t>
+            </w:r>
           </w:p>
         </w:tc>
         <w:tc>
@@ -12979,31 +12946,7 @@
                 <w:sz w:val="30"/>
                 <w:szCs w:val="30"/>
               </w:rPr>
-              <w:t xml:space="preserve">Chân </w:t>
-            </w:r>
-            <w:r>
-              <w:rPr>
-                <w:rFonts w:ascii="Times New Roman" w:hAnsi="Times New Roman" w:cs="Times New Roman"/>
-                <w:sz w:val="30"/>
-                <w:szCs w:val="30"/>
-              </w:rPr>
-              <w:t>2</w:t>
-            </w:r>
-            <w:r>
-              <w:rPr>
-                <w:rFonts w:ascii="Times New Roman" w:hAnsi="Times New Roman" w:cs="Times New Roman"/>
-                <w:sz w:val="30"/>
-                <w:szCs w:val="30"/>
-              </w:rPr>
-              <w:t xml:space="preserve"> của IC 74</w:t>
-            </w:r>
-            <w:r>
-              <w:rPr>
-                <w:rFonts w:ascii="Times New Roman" w:hAnsi="Times New Roman" w:cs="Times New Roman"/>
-                <w:sz w:val="30"/>
-                <w:szCs w:val="30"/>
-              </w:rPr>
-              <w:t>32</w:t>
+              <w:t>Chân 2 của IC 7432</w:t>
             </w:r>
           </w:p>
         </w:tc>
@@ -13088,6 +13031,14 @@
               </w:rPr>
               <w:t>SW2</w:t>
             </w:r>
+            <w:r>
+              <w:rPr>
+                <w:rFonts w:ascii="Times New Roman" w:hAnsi="Times New Roman" w:cs="Times New Roman"/>
+                <w:sz w:val="30"/>
+                <w:szCs w:val="30"/>
+              </w:rPr>
+              <w:t xml:space="preserve"> (P)</w:t>
+            </w:r>
           </w:p>
         </w:tc>
         <w:tc>
@@ -13201,6 +13152,14 @@
               </w:rPr>
               <w:t>SW2</w:t>
             </w:r>
+            <w:r>
+              <w:rPr>
+                <w:rFonts w:ascii="Times New Roman" w:hAnsi="Times New Roman" w:cs="Times New Roman"/>
+                <w:sz w:val="30"/>
+                <w:szCs w:val="30"/>
+              </w:rPr>
+              <w:t xml:space="preserve"> (P)</w:t>
+            </w:r>
           </w:p>
         </w:tc>
         <w:tc>
@@ -13285,6 +13244,7 @@
                 <w:sz w:val="30"/>
                 <w:szCs w:val="30"/>
               </w:rPr>
+              <w:lastRenderedPageBreak/>
               <w:t>13</w:t>
             </w:r>
           </w:p>
@@ -13441,23 +13401,7 @@
                 <w:sz w:val="30"/>
                 <w:szCs w:val="30"/>
               </w:rPr>
-              <w:t xml:space="preserve">Chân </w:t>
-            </w:r>
-            <w:r>
-              <w:rPr>
-                <w:rFonts w:ascii="Times New Roman" w:hAnsi="Times New Roman" w:cs="Times New Roman"/>
-                <w:sz w:val="30"/>
-                <w:szCs w:val="30"/>
-              </w:rPr>
-              <w:t>4</w:t>
-            </w:r>
-            <w:r>
-              <w:rPr>
-                <w:rFonts w:ascii="Times New Roman" w:hAnsi="Times New Roman" w:cs="Times New Roman"/>
-                <w:sz w:val="30"/>
-                <w:szCs w:val="30"/>
-              </w:rPr>
-              <w:t xml:space="preserve"> của IC 7404</w:t>
+              <w:t>Chân 4 của IC 7404</w:t>
             </w:r>
           </w:p>
         </w:tc>
@@ -13487,23 +13431,7 @@
                 <w:sz w:val="30"/>
                 <w:szCs w:val="30"/>
               </w:rPr>
-              <w:t xml:space="preserve">Chân </w:t>
-            </w:r>
-            <w:r>
-              <w:rPr>
-                <w:rFonts w:ascii="Times New Roman" w:hAnsi="Times New Roman" w:cs="Times New Roman"/>
-                <w:sz w:val="30"/>
-                <w:szCs w:val="30"/>
-              </w:rPr>
-              <w:t>13</w:t>
-            </w:r>
-            <w:r>
-              <w:rPr>
-                <w:rFonts w:ascii="Times New Roman" w:hAnsi="Times New Roman" w:cs="Times New Roman"/>
-                <w:sz w:val="30"/>
-                <w:szCs w:val="30"/>
-              </w:rPr>
-              <w:t xml:space="preserve"> của IC 7432</w:t>
+              <w:t>Chân 13 của IC 7432</w:t>
             </w:r>
           </w:p>
         </w:tc>
@@ -13586,23 +13514,7 @@
                 <w:sz w:val="30"/>
                 <w:szCs w:val="30"/>
               </w:rPr>
-              <w:t xml:space="preserve">Chân </w:t>
-            </w:r>
-            <w:r>
-              <w:rPr>
-                <w:rFonts w:ascii="Times New Roman" w:hAnsi="Times New Roman" w:cs="Times New Roman"/>
-                <w:sz w:val="30"/>
-                <w:szCs w:val="30"/>
-              </w:rPr>
-              <w:t>6</w:t>
-            </w:r>
-            <w:r>
-              <w:rPr>
-                <w:rFonts w:ascii="Times New Roman" w:hAnsi="Times New Roman" w:cs="Times New Roman"/>
-                <w:sz w:val="30"/>
-                <w:szCs w:val="30"/>
-              </w:rPr>
-              <w:t xml:space="preserve"> của IC 7404</w:t>
+              <w:t>Chân 6 của IC 7404</w:t>
             </w:r>
           </w:p>
         </w:tc>
@@ -13632,23 +13544,7 @@
                 <w:sz w:val="30"/>
                 <w:szCs w:val="30"/>
               </w:rPr>
-              <w:t>Chân 1</w:t>
-            </w:r>
-            <w:r>
-              <w:rPr>
-                <w:rFonts w:ascii="Times New Roman" w:hAnsi="Times New Roman" w:cs="Times New Roman"/>
-                <w:sz w:val="30"/>
-                <w:szCs w:val="30"/>
-              </w:rPr>
-              <w:t>2</w:t>
-            </w:r>
-            <w:r>
-              <w:rPr>
-                <w:rFonts w:ascii="Times New Roman" w:hAnsi="Times New Roman" w:cs="Times New Roman"/>
-                <w:sz w:val="30"/>
-                <w:szCs w:val="30"/>
-              </w:rPr>
-              <w:t xml:space="preserve"> của IC 7432</w:t>
+              <w:t>Chân 12 của IC 7432</w:t>
             </w:r>
           </w:p>
         </w:tc>
@@ -13844,23 +13740,7 @@
                 <w:sz w:val="30"/>
                 <w:szCs w:val="30"/>
               </w:rPr>
-              <w:t xml:space="preserve">Chân </w:t>
-            </w:r>
-            <w:r>
-              <w:rPr>
-                <w:rFonts w:ascii="Times New Roman" w:hAnsi="Times New Roman" w:cs="Times New Roman"/>
-                <w:sz w:val="30"/>
-                <w:szCs w:val="30"/>
-              </w:rPr>
-              <w:t>6</w:t>
-            </w:r>
-            <w:r>
-              <w:rPr>
-                <w:rFonts w:ascii="Times New Roman" w:hAnsi="Times New Roman" w:cs="Times New Roman"/>
-                <w:sz w:val="30"/>
-                <w:szCs w:val="30"/>
-              </w:rPr>
-              <w:t xml:space="preserve"> của IC 7432</w:t>
+              <w:t>Chân 6 của IC 7432</w:t>
             </w:r>
           </w:p>
         </w:tc>
@@ -13890,23 +13770,7 @@
                 <w:sz w:val="30"/>
                 <w:szCs w:val="30"/>
               </w:rPr>
-              <w:t xml:space="preserve">Chân </w:t>
-            </w:r>
-            <w:r>
-              <w:rPr>
-                <w:rFonts w:ascii="Times New Roman" w:hAnsi="Times New Roman" w:cs="Times New Roman"/>
-                <w:sz w:val="30"/>
-                <w:szCs w:val="30"/>
-              </w:rPr>
-              <w:t>2</w:t>
-            </w:r>
-            <w:r>
-              <w:rPr>
-                <w:rFonts w:ascii="Times New Roman" w:hAnsi="Times New Roman" w:cs="Times New Roman"/>
-                <w:sz w:val="30"/>
-                <w:szCs w:val="30"/>
-              </w:rPr>
-              <w:t xml:space="preserve"> của IC 7408</w:t>
+              <w:t>Chân 2 của IC 7408</w:t>
             </w:r>
           </w:p>
         </w:tc>
@@ -13989,23 +13853,7 @@
                 <w:sz w:val="30"/>
                 <w:szCs w:val="30"/>
               </w:rPr>
-              <w:t xml:space="preserve">Chân </w:t>
-            </w:r>
-            <w:r>
-              <w:rPr>
-                <w:rFonts w:ascii="Times New Roman" w:hAnsi="Times New Roman" w:cs="Times New Roman"/>
-                <w:sz w:val="30"/>
-                <w:szCs w:val="30"/>
-              </w:rPr>
-              <w:t>11</w:t>
-            </w:r>
-            <w:r>
-              <w:rPr>
-                <w:rFonts w:ascii="Times New Roman" w:hAnsi="Times New Roman" w:cs="Times New Roman"/>
-                <w:sz w:val="30"/>
-                <w:szCs w:val="30"/>
-              </w:rPr>
-              <w:t xml:space="preserve"> của IC 7432</w:t>
+              <w:t>Chân 11 của IC 7432</w:t>
             </w:r>
           </w:p>
         </w:tc>
@@ -14035,23 +13883,7 @@
                 <w:sz w:val="30"/>
                 <w:szCs w:val="30"/>
               </w:rPr>
-              <w:t xml:space="preserve">Chân </w:t>
-            </w:r>
-            <w:r>
-              <w:rPr>
-                <w:rFonts w:ascii="Times New Roman" w:hAnsi="Times New Roman" w:cs="Times New Roman"/>
-                <w:sz w:val="30"/>
-                <w:szCs w:val="30"/>
-              </w:rPr>
-              <w:t>5</w:t>
-            </w:r>
-            <w:r>
-              <w:rPr>
-                <w:rFonts w:ascii="Times New Roman" w:hAnsi="Times New Roman" w:cs="Times New Roman"/>
-                <w:sz w:val="30"/>
-                <w:szCs w:val="30"/>
-              </w:rPr>
-              <w:t xml:space="preserve"> của IC 7408</w:t>
+              <w:t>Chân 5 của IC 7408</w:t>
             </w:r>
           </w:p>
         </w:tc>
@@ -14279,6 +14111,14 @@
               </w:rPr>
               <w:t>LED0</w:t>
             </w:r>
+            <w:r>
+              <w:rPr>
+                <w:rFonts w:ascii="Times New Roman" w:hAnsi="Times New Roman" w:cs="Times New Roman"/>
+                <w:sz w:val="30"/>
+                <w:szCs w:val="30"/>
+              </w:rPr>
+              <w:t xml:space="preserve"> (Z)</w:t>
+            </w:r>
           </w:p>
         </w:tc>
         <w:tc>
@@ -14340,27 +14180,7 @@
           <w:sz w:val="30"/>
           <w:szCs w:val="30"/>
         </w:rPr>
-        <w:t xml:space="preserve">Bảng </w:t>
-      </w:r>
-      <w:r>
-        <w:rPr>
-          <w:rFonts w:ascii="Times New Roman" w:hAnsi="Times New Roman" w:cs="Times New Roman"/>
-          <w:i/>
-          <w:iCs/>
-          <w:sz w:val="30"/>
-          <w:szCs w:val="30"/>
-        </w:rPr>
-        <w:t>2</w:t>
-      </w:r>
-      <w:r>
-        <w:rPr>
-          <w:rFonts w:ascii="Times New Roman" w:hAnsi="Times New Roman" w:cs="Times New Roman"/>
-          <w:i/>
-          <w:iCs/>
-          <w:sz w:val="30"/>
-          <w:szCs w:val="30"/>
-        </w:rPr>
-        <w:t>. Netlist cho sơ đồ nối dây</w:t>
+        <w:t>Netlist cho sơ đồ nối dây</w:t>
       </w:r>
       <w:r>
         <w:rPr>
@@ -14526,7 +14346,6 @@
                 <w:sz w:val="30"/>
                 <w:szCs w:val="30"/>
               </w:rPr>
-              <w:lastRenderedPageBreak/>
               <w:t>1</w:t>
             </w:r>
           </w:p>
@@ -14584,15 +14403,7 @@
                 <w:sz w:val="30"/>
                 <w:szCs w:val="30"/>
               </w:rPr>
-              <w:t>Chân 14 của IC 74</w:t>
-            </w:r>
-            <w:r>
-              <w:rPr>
-                <w:rFonts w:ascii="Times New Roman" w:hAnsi="Times New Roman" w:cs="Times New Roman"/>
-                <w:sz w:val="30"/>
-                <w:szCs w:val="30"/>
-              </w:rPr>
-              <w:t>32</w:t>
+              <w:t>Chân 14 của IC 7432</w:t>
             </w:r>
           </w:p>
         </w:tc>
@@ -14705,15 +14516,7 @@
                 <w:sz w:val="30"/>
                 <w:szCs w:val="30"/>
               </w:rPr>
-              <w:t>Chân 7 của IC 74</w:t>
-            </w:r>
-            <w:r>
-              <w:rPr>
-                <w:rFonts w:ascii="Times New Roman" w:hAnsi="Times New Roman" w:cs="Times New Roman"/>
-                <w:sz w:val="30"/>
-                <w:szCs w:val="30"/>
-              </w:rPr>
-              <w:t>32</w:t>
+              <w:t>Chân 7 của IC 7432</w:t>
             </w:r>
           </w:p>
         </w:tc>
@@ -14798,6 +14601,14 @@
               </w:rPr>
               <w:t>SW0</w:t>
             </w:r>
+            <w:r>
+              <w:rPr>
+                <w:rFonts w:ascii="Times New Roman" w:hAnsi="Times New Roman" w:cs="Times New Roman"/>
+                <w:sz w:val="30"/>
+                <w:szCs w:val="30"/>
+              </w:rPr>
+              <w:t xml:space="preserve"> (A)</w:t>
+            </w:r>
           </w:p>
         </w:tc>
         <w:tc>
@@ -14826,15 +14637,7 @@
                 <w:sz w:val="30"/>
                 <w:szCs w:val="30"/>
               </w:rPr>
-              <w:t>Chân 1 của IC 74</w:t>
-            </w:r>
-            <w:r>
-              <w:rPr>
-                <w:rFonts w:ascii="Times New Roman" w:hAnsi="Times New Roman" w:cs="Times New Roman"/>
-                <w:sz w:val="30"/>
-                <w:szCs w:val="30"/>
-              </w:rPr>
-              <w:t>32</w:t>
+              <w:t>Chân 1 của IC 7432</w:t>
             </w:r>
           </w:p>
         </w:tc>
@@ -14919,6 +14722,14 @@
               </w:rPr>
               <w:t>SW1</w:t>
             </w:r>
+            <w:r>
+              <w:rPr>
+                <w:rFonts w:ascii="Times New Roman" w:hAnsi="Times New Roman" w:cs="Times New Roman"/>
+                <w:sz w:val="30"/>
+                <w:szCs w:val="30"/>
+              </w:rPr>
+              <w:t xml:space="preserve"> (B)</w:t>
+            </w:r>
           </w:p>
         </w:tc>
         <w:tc>
@@ -14947,15 +14758,7 @@
                 <w:sz w:val="30"/>
                 <w:szCs w:val="30"/>
               </w:rPr>
-              <w:t>Chân 2 của IC 74</w:t>
-            </w:r>
-            <w:r>
-              <w:rPr>
-                <w:rFonts w:ascii="Times New Roman" w:hAnsi="Times New Roman" w:cs="Times New Roman"/>
-                <w:sz w:val="30"/>
-                <w:szCs w:val="30"/>
-              </w:rPr>
-              <w:t>32</w:t>
+              <w:t>Chân 2 của IC 7432</w:t>
             </w:r>
           </w:p>
         </w:tc>
@@ -15038,15 +14841,7 @@
                 <w:sz w:val="30"/>
                 <w:szCs w:val="30"/>
               </w:rPr>
-              <w:t>Chân 3 của IC 74</w:t>
-            </w:r>
-            <w:r>
-              <w:rPr>
-                <w:rFonts w:ascii="Times New Roman" w:hAnsi="Times New Roman" w:cs="Times New Roman"/>
-                <w:sz w:val="30"/>
-                <w:szCs w:val="30"/>
-              </w:rPr>
-              <w:t>32</w:t>
+              <w:t>Chân 3 của IC 7432</w:t>
             </w:r>
           </w:p>
         </w:tc>
@@ -15077,6 +14872,14 @@
                 <w:szCs w:val="30"/>
               </w:rPr>
               <w:t>LED0</w:t>
+            </w:r>
+            <w:r>
+              <w:rPr>
+                <w:rFonts w:ascii="Times New Roman" w:hAnsi="Times New Roman" w:cs="Times New Roman"/>
+                <w:sz w:val="30"/>
+                <w:szCs w:val="30"/>
+              </w:rPr>
+              <w:t xml:space="preserve"> (W)</w:t>
             </w:r>
           </w:p>
         </w:tc>

--- a/Exercise/he_thong_so_thi_nghiem_bao_cao_that_lab_1.docx
+++ b/Exercise/he_thong_so_thi_nghiem_bao_cao_that_lab_1.docx
@@ -675,7 +675,15 @@
           <w:sz w:val="30"/>
           <w:szCs w:val="30"/>
         </w:rPr>
-        <w:t>và kiểm tra chức năng của chúng sử dụng Logisim, Digital System KIT và V.O.M</w:t>
+        <w:t>trong số 7400, 7402, 7404, 7408, 7432, 7486 v</w:t>
+      </w:r>
+      <w:r>
+        <w:rPr>
+          <w:rFonts w:ascii="Times New Roman" w:hAnsi="Times New Roman" w:cs="Times New Roman"/>
+          <w:sz w:val="30"/>
+          <w:szCs w:val="30"/>
+        </w:rPr>
+        <w:t>à kiểm tra chức năng của chúng sử dụng Logisim, Digital System KIT và V.O.M</w:t>
       </w:r>
       <w:r>
         <w:rPr>
